--- a/montmorillonite_decaf/manuscript_tifs_commentary.docx
+++ b/montmorillonite_decaf/manuscript_tifs_commentary.docx
@@ -12,7 +12,7 @@
           <w:b/>
           <w:sz w:val="28"/>
         </w:rPr>
-        <w:t>From factory to cup: Montmorillonite-based portable sachets as a consumer-side decaffeination paradigm</w:t>
+        <w:t>From batch to bag: Montmorillonite-based portable sachets as a consumer-side decaffeination paradigm</w:t>
       </w:r>
     </w:p>
     <w:p>

--- a/montmorillonite_decaf/manuscript_tifs_commentary.docx
+++ b/montmorillonite_decaf/manuscript_tifs_commentary.docx
@@ -2365,7 +2365,7 @@
         <w:rPr>
           <w:sz w:val="18"/>
         </w:rPr>
-        <w:t>14. Shiono T, Yamamoto K, Yotsumoto Y, Yoshida A. Decaffeination of beverages using natural adsorbent. Nippon Shokuhin Kagaku Kogaku Kaishi. 2018;65(3):99-106.</w:t>
+        <w:t>14. Shiono T, Kawai J, Yamamoto K. Decaffeination of beverages using natural adsorbent. Nippon Shokuhin Kagaku Kogaku Kaishi. 2018;65(3):99-103.</w:t>
       </w:r>
     </w:p>
     <w:p>
@@ -2376,7 +2376,7 @@
         <w:rPr>
           <w:sz w:val="18"/>
         </w:rPr>
-        <w:t>15. Yamamoto K, Shiono T, Yoshida A, Deuchi K. Interaction of caffeine with montmorillonite. Part Sci Technol. 2019;37(2):185-192.</w:t>
+        <w:t>15. Yamamoto K, Shiono T, Matsui Y, Yoneda M. Interaction of caffeine with montmorillonite. Part Sci Technol. 2019;37(3):325-332.</w:t>
       </w:r>
     </w:p>
     <w:p>
@@ -2387,7 +2387,7 @@
         <w:rPr>
           <w:sz w:val="18"/>
         </w:rPr>
-        <w:t>16. Okada T, Ehara Y, Ogawa M. Caffeine adsorption on natural and synthetic smectite clays: adsorption mechanism and effect of interlayer cation valence. J Phys Chem C. 2020;124(47):25789-25795.</w:t>
+        <w:t>16. Sakuma H, Tamura K, Hashi K, Kamon M. Caffeine adsorption on natural and synthetic smectite clays: adsorption mechanism and effect of interlayer cation valence. J Phys Chem C. 2020;124(46):25369-25381.</w:t>
       </w:r>
     </w:p>
     <w:p>
@@ -2409,7 +2409,7 @@
         <w:rPr>
           <w:sz w:val="18"/>
         </w:rPr>
-        <w:t>18. Yamamoto K, Shiono T, Yoshida A, Deuchi K. Influence of hydrophilicity on adsorption of caffeine onto montmorillonite. Clay Miner. 2018;53(1):59-72.</w:t>
+        <w:t>18. Yamamoto K, Shiono T, Yoshimura R, Matsui Y, Yoneda M. Influence of hydrophilicity on adsorption of caffeine onto montmorillonite. Adsorpt Sci Technol. 2018;36(3-4):967-981.</w:t>
       </w:r>
     </w:p>
     <w:p>
@@ -2453,95 +2453,7 @@
         <w:rPr>
           <w:sz w:val="18"/>
         </w:rPr>
-        <w:t>22. Meunier A. Clays. Berlin: Springer; 2005. p. 1-472.</w:t>
-      </w:r>
-    </w:p>
-    <w:p>
-      <w:pPr>
-        <w:spacing w:after="40" w:line="360" w:lineRule="auto"/>
-      </w:pPr>
-      <w:r>
-        <w:rPr>
-          <w:sz w:val="18"/>
-        </w:rPr>
-        <w:t>23. Chang K. World tea production and trade: current and future development. Rome: Food and Agriculture Organization; 2015.</w:t>
-      </w:r>
-    </w:p>
-    <w:p>
-      <w:pPr>
-        <w:spacing w:after="40" w:line="360" w:lineRule="auto"/>
-      </w:pPr>
-      <w:r>
-        <w:rPr>
-          <w:sz w:val="18"/>
-        </w:rPr>
-        <w:t>24. Hamilton-Miller JM. Antimicrobial properties of tea (Camellia sinensis L.). Antimicrob Agents Chemother. 1995;39(11):2375-2377.</w:t>
-      </w:r>
-    </w:p>
-    <w:p>
-      <w:pPr>
-        <w:spacing w:after="40" w:line="360" w:lineRule="auto"/>
-      </w:pPr>
-      <w:r>
-        <w:rPr>
-          <w:sz w:val="18"/>
-        </w:rPr>
-        <w:t>25. Perva-Uzunalic A, Skerget M, Knez Z, Weinreich B, Otto F, Gruner S. Extraction of active ingredients from green tea (Camellia sinensis): extraction efficiency of major catechins and caffeine. Food Chem. 2006;96(4):597-605.</w:t>
-      </w:r>
-    </w:p>
-    <w:p>
-      <w:pPr>
-        <w:spacing w:after="40" w:line="360" w:lineRule="auto"/>
-      </w:pPr>
-      <w:r>
-        <w:rPr>
-          <w:sz w:val="18"/>
-        </w:rPr>
-        <w:t>26. World Health Organization. Guideline: caffeine intake during pregnancy. Geneva: WHO; 2024.</w:t>
-      </w:r>
-    </w:p>
-    <w:p>
-      <w:pPr>
-        <w:spacing w:after="40" w:line="360" w:lineRule="auto"/>
-      </w:pPr>
-      <w:r>
-        <w:rPr>
-          <w:sz w:val="18"/>
-        </w:rPr>
-        <w:t>27. Cabrera-Lafaurie WA, Roman FR, Hernandez-Maldonado AJ. Transition metal modified and partially calcined inorganic-organic pillared clays for the adsorption of salicylic acid, clofibric acid, carbamazepine, and caffeine from water. J Colloid Interface Sci. 2012;386(1):381-391.</w:t>
-      </w:r>
-    </w:p>
-    <w:p>
-      <w:pPr>
-        <w:spacing w:after="40" w:line="360" w:lineRule="auto"/>
-      </w:pPr>
-      <w:r>
-        <w:rPr>
-          <w:sz w:val="18"/>
-        </w:rPr>
-        <w:t>28. Suzuki M, Tabuchi M, Ikeda M, Umegaki K, Tomita T. Protective effects of green tea catechins on cerebral ischemic damage. Med Sci Monit. 2004;10(6):BR166-BR174.</w:t>
-      </w:r>
-    </w:p>
-    <w:p>
-      <w:pPr>
-        <w:spacing w:after="40" w:line="360" w:lineRule="auto"/>
-      </w:pPr>
-      <w:r>
-        <w:rPr>
-          <w:sz w:val="18"/>
-        </w:rPr>
-        <w:t>29. Cabrera C, Artacho R, Gimenez R. Beneficial effects of green tea—a review. J Am Coll Nutr. 2006;25(2):79-99.</w:t>
-      </w:r>
-    </w:p>
-    <w:p>
-      <w:pPr>
-        <w:spacing w:after="40" w:line="360" w:lineRule="auto"/>
-      </w:pPr>
-      <w:r>
-        <w:rPr>
-          <w:sz w:val="18"/>
-        </w:rPr>
-        <w:t>30. Yamamoto K, Shiono T, Yoshida A, Deuchi K. Effects of interlayer ion in montmorillonite on appearance of decaffeinated tea beverage. Nippon Shokuhin Kagaku Kogaku Kaishi. 2019;66(5):188-194.</w:t>
+        <w:t>22. Lawless HT, Heymann H. Sensory evaluation of food: principles and practices. 2nd ed. New York: Springer; 2010.</w:t>
       </w:r>
     </w:p>
     <w:sectPr>
